--- a/Mapping Known Physics to Phase Theory Layers — arXiv Draft.docx
+++ b/Mapping Known Physics to Phase Theory Layers — arXiv Draft.docx
@@ -16153,7 +16153,7 @@
           <w:sz w:val="24"/>
           <w:szCs w:val="24"/>
         </w:rPr>
-        <w:t xml:space="preserve">arXiv preprint  |  hep-th, gr-qc, quant-ph  |  Marlon Hanks, Dust LLC  |  January 2026  |  All correspondence to Dust LLC, Petersburg, VA, United States.</w:t>
+        <w:t xml:space="preserve">arXiv preprint  |  hep-th, gr-qc, quant-ph  |  Marlon Hanks, Dust LLC  |  January 2026  |  All correspondence to Dust LLC, United States.</w:t>
       </w:r>
     </w:p>
     <w:sectPr>
